--- a/Semestre 3/Atividades/Projeto Integrado Interdisciplinar/Projeto Integrado Interdisciplinar.docx
+++ b/Semestre 3/Atividades/Projeto Integrado Interdisciplinar/Projeto Integrado Interdisciplinar.docx
@@ -262,15 +262,7 @@
           <w:sz w:val="28"/>
           <w:szCs w:val="28"/>
         </w:rPr>
-        <w:t xml:space="preserve">Projeto Integrado </w:t>
-      </w:r>
-      <w:r>
-        <w:rPr>
-          <w:rFonts w:eastAsia="Arial" w:cs="Arial"/>
-          <w:sz w:val="28"/>
-          <w:szCs w:val="28"/>
-        </w:rPr>
-        <w:t>Interdisciplinar</w:t>
+        <w:t>Projeto Integrado Interdisciplinar</w:t>
       </w:r>
     </w:p>
     <w:p>
@@ -598,15 +590,7 @@
           <w:sz w:val="28"/>
           <w:szCs w:val="28"/>
         </w:rPr>
-        <w:t xml:space="preserve">Projeto Integrado </w:t>
-      </w:r>
-      <w:r>
-        <w:rPr>
-          <w:rFonts w:eastAsia="Arial" w:cs="Arial"/>
-          <w:sz w:val="28"/>
-          <w:szCs w:val="28"/>
-        </w:rPr>
-        <w:t>Interdisciplinar</w:t>
+        <w:t>Projeto Integrado Interdisciplinar</w:t>
       </w:r>
     </w:p>
     <w:p>
@@ -1701,7 +1685,7 @@
       <w:r>
         <w:rPr/>
         <w:drawing>
-          <wp:anchor distT="0" distB="0" distL="0" distR="0" simplePos="0" relativeHeight="69" behindDoc="0" locked="0" layoutInCell="0" allowOverlap="1">
+          <wp:anchor distT="0" distB="0" distL="0" distR="0" simplePos="0" relativeHeight="77" behindDoc="0" locked="0" layoutInCell="0" allowOverlap="1">
             <wp:simplePos x="0" y="0"/>
             <wp:positionH relativeFrom="column">
               <wp:align>center</wp:align>
@@ -1812,7 +1796,7 @@
           <w:bCs/>
         </w:rPr>
         <w:drawing>
-          <wp:anchor distT="0" distB="0" distL="0" distR="0" simplePos="0" relativeHeight="70" behindDoc="0" locked="0" layoutInCell="0" allowOverlap="1">
+          <wp:anchor distT="0" distB="0" distL="0" distR="0" simplePos="0" relativeHeight="78" behindDoc="0" locked="0" layoutInCell="0" allowOverlap="1">
             <wp:simplePos x="0" y="0"/>
             <wp:positionH relativeFrom="column">
               <wp:posOffset>334010</wp:posOffset>
@@ -2083,7 +2067,7 @@
       </w:pPr>
       <w:r>
         <w:drawing>
-          <wp:anchor distT="0" distB="0" distL="0" distR="0" simplePos="0" relativeHeight="71" behindDoc="0" locked="0" layoutInCell="0" allowOverlap="1">
+          <wp:anchor distT="0" distB="0" distL="0" distR="0" simplePos="0" relativeHeight="79" behindDoc="0" locked="0" layoutInCell="0" allowOverlap="1">
             <wp:simplePos x="0" y="0"/>
             <wp:positionH relativeFrom="column">
               <wp:align>center</wp:align>
@@ -2336,7 +2320,7 @@
           <w:bCs/>
         </w:rPr>
         <w:drawing>
-          <wp:anchor distT="0" distB="0" distL="0" distR="0" simplePos="0" relativeHeight="72" behindDoc="0" locked="0" layoutInCell="0" allowOverlap="1">
+          <wp:anchor distT="0" distB="0" distL="0" distR="0" simplePos="0" relativeHeight="80" behindDoc="0" locked="0" layoutInCell="0" allowOverlap="1">
             <wp:simplePos x="0" y="0"/>
             <wp:positionH relativeFrom="column">
               <wp:align>center</wp:align>
@@ -2442,7 +2426,7 @@
           <w:bCs/>
         </w:rPr>
         <w:drawing>
-          <wp:anchor distT="0" distB="0" distL="0" distR="0" simplePos="0" relativeHeight="73" behindDoc="0" locked="0" layoutInCell="0" allowOverlap="1">
+          <wp:anchor distT="0" distB="0" distL="0" distR="0" simplePos="0" relativeHeight="81" behindDoc="0" locked="0" layoutInCell="0" allowOverlap="1">
             <wp:simplePos x="0" y="0"/>
             <wp:positionH relativeFrom="column">
               <wp:align>center</wp:align>
@@ -2532,7 +2516,7 @@
           <w:bCs/>
         </w:rPr>
         <w:drawing>
-          <wp:anchor distT="0" distB="0" distL="0" distR="0" simplePos="0" relativeHeight="74" behindDoc="0" locked="0" layoutInCell="0" allowOverlap="1">
+          <wp:anchor distT="0" distB="0" distL="0" distR="0" simplePos="0" relativeHeight="82" behindDoc="0" locked="0" layoutInCell="0" allowOverlap="1">
             <wp:simplePos x="0" y="0"/>
             <wp:positionH relativeFrom="column">
               <wp:align>center</wp:align>
@@ -2723,7 +2707,7 @@
           <w:bCs/>
         </w:rPr>
         <w:drawing>
-          <wp:anchor distT="0" distB="0" distL="0" distR="0" simplePos="0" relativeHeight="75" behindDoc="0" locked="0" layoutInCell="0" allowOverlap="1">
+          <wp:anchor distT="0" distB="0" distL="0" distR="0" simplePos="0" relativeHeight="83" behindDoc="0" locked="0" layoutInCell="0" allowOverlap="1">
             <wp:simplePos x="0" y="0"/>
             <wp:positionH relativeFrom="column">
               <wp:align>center</wp:align>
@@ -2808,7 +2792,7 @@
           <w:bCs/>
         </w:rPr>
         <w:drawing>
-          <wp:anchor distT="0" distB="0" distL="0" distR="0" simplePos="0" relativeHeight="76" behindDoc="0" locked="0" layoutInCell="0" allowOverlap="1">
+          <wp:anchor distT="0" distB="0" distL="0" distR="0" simplePos="0" relativeHeight="84" behindDoc="0" locked="0" layoutInCell="0" allowOverlap="1">
             <wp:simplePos x="0" y="0"/>
             <wp:positionH relativeFrom="column">
               <wp:align>center</wp:align>
@@ -2957,7 +2941,7 @@
           <w:bCs/>
         </w:rPr>
         <w:drawing>
-          <wp:anchor distT="0" distB="0" distL="0" distR="0" simplePos="0" relativeHeight="77" behindDoc="0" locked="0" layoutInCell="0" allowOverlap="1">
+          <wp:anchor distT="0" distB="0" distL="0" distR="0" simplePos="0" relativeHeight="85" behindDoc="0" locked="0" layoutInCell="0" allowOverlap="1">
             <wp:simplePos x="0" y="0"/>
             <wp:positionH relativeFrom="column">
               <wp:align>center</wp:align>
@@ -3080,17 +3064,7 @@
           <w:szCs w:val="24"/>
           <w:u w:val="none"/>
         </w:rPr>
-        <w:t xml:space="preserve">Consulta Normal: </w:t>
-      </w:r>
-      <w:r>
-        <w:rPr>
-          <w:rFonts w:eastAsia="Arial" w:cs="Arial"/>
-          <w:b w:val="false"/>
-          <w:bCs w:val="false"/>
-          <w:szCs w:val="24"/>
-          <w:u w:val="none"/>
-        </w:rPr>
-        <w:t xml:space="preserve">(A </w:t>
+        <w:t xml:space="preserve">Consulta Normal: (A </w:t>
       </w:r>
       <w:r>
         <w:rPr>
@@ -3157,17 +3131,7 @@
           <w:szCs w:val="24"/>
           <w:u w:val="none"/>
         </w:rPr>
-        <w:t xml:space="preserve">Tarefa 2: </w:t>
-      </w:r>
-      <w:r>
-        <w:rPr>
-          <w:rFonts w:eastAsia="Arial" w:cs="Cambria Math" w:ascii="Cambria Math" w:hAnsi="Cambria Math"/>
-          <w:b/>
-          <w:bCs/>
-          <w:szCs w:val="24"/>
-          <w:u w:val="none"/>
-        </w:rPr>
-        <w:t>Tabela Verdade Consulta Normal</w:t>
+        <w:t>Tarefa 2: Tabela Verdade Consulta Normal</w:t>
       </w:r>
     </w:p>
     <w:p>
@@ -3193,13 +3157,7 @@
         <w:tab/>
       </w:r>
       <w:r>
-        <w:rPr>
-          <w:rFonts w:eastAsia="Arial" w:cs="Cambria Math" w:ascii="Cambria Math" w:hAnsi="Cambria Math"/>
-          <w:b w:val="false"/>
-          <w:bCs w:val="false"/>
-          <w:szCs w:val="24"/>
-          <w:u w:val="none"/>
-        </w:rPr>
+        <w:rPr/>
         <w:drawing>
           <wp:inline distT="0" distB="0" distL="0" distR="0">
             <wp:extent cx="4144010" cy="2296160"/>
@@ -3219,7 +3177,7 @@
                   </pic:nvPicPr>
                   <pic:blipFill>
                     <a:blip r:embed="rId11"/>
-                    <a:srcRect l="-10" t="-18" r="-10" b="-18"/>
+                    <a:srcRect l="-19" t="-35" r="-19" b="-35"/>
                     <a:stretch>
                       <a:fillRect/>
                     </a:stretch>
@@ -3356,13 +3314,7 @@
         <w:tab/>
       </w:r>
       <w:r>
-        <w:rPr>
-          <w:rFonts w:eastAsia="Arial" w:cs="Arial"/>
-          <w:b/>
-          <w:bCs/>
-          <w:szCs w:val="24"/>
-          <w:u w:val="none"/>
-        </w:rPr>
+        <w:rPr/>
         <w:drawing>
           <wp:inline distT="0" distB="0" distL="0" distR="0">
             <wp:extent cx="4088130" cy="2959735"/>
@@ -3382,7 +3334,7 @@
                   </pic:nvPicPr>
                   <pic:blipFill>
                     <a:blip r:embed="rId12"/>
-                    <a:srcRect l="-17" t="-17" r="-17" b="-17"/>
+                    <a:srcRect l="-35" t="-34" r="-35" b="-34"/>
                     <a:stretch>
                       <a:fillRect/>
                     </a:stretch>
@@ -3448,47 +3400,7 @@
           <w:u w:val="none"/>
         </w:rPr>
         <w:tab/>
-        <w:t>1. Situaç</w:t>
-      </w:r>
-      <w:r>
-        <w:rPr>
-          <w:rFonts w:eastAsia="Arial" w:cs="Arial"/>
-          <w:b/>
-          <w:bCs/>
-          <w:szCs w:val="24"/>
-          <w:u w:val="none"/>
-        </w:rPr>
-        <w:t>ões</w:t>
-      </w:r>
-      <w:r>
-        <w:rPr>
-          <w:rFonts w:eastAsia="Arial" w:cs="Arial"/>
-          <w:b/>
-          <w:bCs/>
-          <w:szCs w:val="24"/>
-          <w:u w:val="none"/>
-        </w:rPr>
-        <w:t xml:space="preserve"> norma</w:t>
-      </w:r>
-      <w:r>
-        <w:rPr>
-          <w:rFonts w:eastAsia="Arial" w:cs="Arial"/>
-          <w:b/>
-          <w:bCs/>
-          <w:szCs w:val="24"/>
-          <w:u w:val="none"/>
-        </w:rPr>
-        <w:t>is</w:t>
-      </w:r>
-      <w:r>
-        <w:rPr>
-          <w:rFonts w:eastAsia="Arial" w:cs="Arial"/>
-          <w:b/>
-          <w:bCs/>
-          <w:szCs w:val="24"/>
-          <w:u w:val="none"/>
-        </w:rPr>
-        <w:t>: 3</w:t>
+        <w:t>1. Situações normais: 3</w:t>
       </w:r>
     </w:p>
     <w:p>
@@ -3512,37 +3424,7 @@
           <w:u w:val="none"/>
         </w:rPr>
         <w:tab/>
-        <w:t>2.</w:t>
-      </w:r>
-      <w:r>
-        <w:rPr>
-          <w:rFonts w:eastAsia="Arial" w:cs="Arial"/>
-          <w:b/>
-          <w:bCs/>
-          <w:szCs w:val="24"/>
-          <w:u w:val="none"/>
-        </w:rPr>
-        <w:t xml:space="preserve"> Situaç</w:t>
-      </w:r>
-      <w:r>
-        <w:rPr>
-          <w:rFonts w:eastAsia="Arial" w:cs="Arial"/>
-          <w:b/>
-          <w:bCs/>
-          <w:szCs w:val="24"/>
-          <w:u w:val="none"/>
-        </w:rPr>
-        <w:t>ões</w:t>
-      </w:r>
-      <w:r>
-        <w:rPr>
-          <w:rFonts w:eastAsia="Arial" w:cs="Arial"/>
-          <w:b/>
-          <w:bCs/>
-          <w:szCs w:val="24"/>
-          <w:u w:val="none"/>
-        </w:rPr>
-        <w:t xml:space="preserve"> de Emergência: 6</w:t>
+        <w:t>2. Situações de Emergência: 6</w:t>
       </w:r>
     </w:p>
     <w:p>
@@ -3620,27 +3502,7 @@
           <w:szCs w:val="24"/>
           <w:u w:val="none"/>
         </w:rPr>
-        <w:t xml:space="preserve">1. </w:t>
-      </w:r>
-      <w:r>
-        <w:rPr>
-          <w:rFonts w:eastAsia="Arial" w:cs="Arial"/>
-          <w:b w:val="false"/>
-          <w:bCs w:val="false"/>
-          <w:szCs w:val="24"/>
-          <w:u w:val="none"/>
-        </w:rPr>
-        <w:t>Situaç</w:t>
-      </w:r>
-      <w:r>
-        <w:rPr>
-          <w:rFonts w:eastAsia="Arial" w:cs="Arial"/>
-          <w:b w:val="false"/>
-          <w:bCs w:val="false"/>
-          <w:szCs w:val="24"/>
-          <w:u w:val="none"/>
-        </w:rPr>
-        <w:t>ões de</w:t>
+        <w:t>1. Situações de</w:t>
       </w:r>
       <w:r>
         <w:rPr>
@@ -3684,27 +3546,7 @@
           <w:u w:val="none"/>
         </w:rPr>
         <w:tab/>
-        <w:t xml:space="preserve">2. </w:t>
-      </w:r>
-      <w:r>
-        <w:rPr>
-          <w:rFonts w:eastAsia="Arial" w:cs="Arial"/>
-          <w:b w:val="false"/>
-          <w:bCs w:val="false"/>
-          <w:szCs w:val="24"/>
-          <w:u w:val="none"/>
-        </w:rPr>
-        <w:t>Situaç</w:t>
-      </w:r>
-      <w:r>
-        <w:rPr>
-          <w:rFonts w:eastAsia="Arial" w:cs="Arial"/>
-          <w:b w:val="false"/>
-          <w:bCs w:val="false"/>
-          <w:szCs w:val="24"/>
-          <w:u w:val="none"/>
-        </w:rPr>
-        <w:t>ões</w:t>
+        <w:t>2. Situações</w:t>
       </w:r>
       <w:r>
         <w:rPr>
@@ -3834,13 +3676,7 @@
         </w:rPr>
       </w:pPr>
       <w:r>
-        <w:rPr>
-          <w:rFonts w:eastAsia="Arial" w:cs="Arial"/>
-          <w:b/>
-          <w:bCs/>
-          <w:szCs w:val="24"/>
-          <w:u w:val="none"/>
-        </w:rPr>
+        <w:rPr/>
         <w:drawing>
           <wp:inline distT="0" distB="0" distL="0" distR="0">
             <wp:extent cx="5429250" cy="2124710"/>
@@ -3860,7 +3696,7 @@
                   </pic:nvPicPr>
                   <pic:blipFill>
                     <a:blip r:embed="rId13"/>
-                    <a:srcRect l="-7" t="-17" r="-7" b="-17"/>
+                    <a:srcRect l="-13" t="-33" r="-13" b="-33"/>
                     <a:stretch>
                       <a:fillRect/>
                     </a:stretch>
@@ -3958,15 +3794,7 @@
       </w:pPr>
       <w:r>
         <w:rPr/>
-        <w:t xml:space="preserve">Preenche a lista vazia com </w:t>
-      </w:r>
-      <w:r>
-        <w:rPr/>
-        <w:t>a entrada</w:t>
-      </w:r>
-      <w:r>
-        <w:rPr/>
-        <w:t xml:space="preserve"> do usuário, usando append() para adicionar uma lista com o nome e cpf a lista vazia de pacientes.</w:t>
+        <w:t>Preenche a lista vazia com a entrada do usuário, usando append() para adicionar uma lista com o nome e cpf a lista vazia de pacientes.</w:t>
       </w:r>
     </w:p>
     <w:p>
@@ -4082,13 +3910,7 @@
         </w:rPr>
       </w:pPr>
       <w:r>
-        <w:rPr>
-          <w:rFonts w:eastAsia="Arial" w:cs="Arial"/>
-          <w:b/>
-          <w:bCs/>
-          <w:szCs w:val="24"/>
-          <w:u w:val="none"/>
-        </w:rPr>
+        <w:rPr/>
         <w:drawing>
           <wp:inline distT="0" distB="0" distL="0" distR="0">
             <wp:extent cx="5750560" cy="3232785"/>
@@ -4108,7 +3930,7 @@
                   </pic:nvPicPr>
                   <pic:blipFill>
                     <a:blip r:embed="rId14"/>
-                    <a:srcRect l="-3" t="-5" r="-3" b="-5"/>
+                    <a:srcRect l="-6" t="-10" r="-6" b="-10"/>
                     <a:stretch>
                       <a:fillRect/>
                     </a:stretch>
@@ -6351,27 +6173,7 @@
           <w:sz w:val="21"/>
           <w:shd w:fill="121314" w:val="clear"/>
         </w:rPr>
-        <w:t>"Digite a Opera</w:t>
-      </w:r>
-      <w:r>
-        <w:rPr>
-          <w:rFonts w:ascii="Consolas;Courier New;monospace" w:hAnsi="Consolas;Courier New;monospace"/>
-          <w:b w:val="false"/>
-          <w:color w:val="A5D6FF"/>
-          <w:sz w:val="21"/>
-          <w:shd w:fill="121314" w:val="clear"/>
-        </w:rPr>
-        <w:t>çã</w:t>
-      </w:r>
-      <w:r>
-        <w:rPr>
-          <w:rFonts w:ascii="Consolas;Courier New;monospace" w:hAnsi="Consolas;Courier New;monospace"/>
-          <w:b w:val="false"/>
-          <w:color w:val="A5D6FF"/>
-          <w:sz w:val="21"/>
-          <w:shd w:fill="121314" w:val="clear"/>
-        </w:rPr>
-        <w:t>o:"</w:t>
+        <w:t>"Digite a Operação:"</w:t>
       </w:r>
       <w:r>
         <w:rPr>
@@ -6551,27 +6353,7 @@
           <w:sz w:val="21"/>
           <w:shd w:fill="121314" w:val="clear"/>
         </w:rPr>
-        <w:t>"2 - Ver Estat</w:t>
-      </w:r>
-      <w:r>
-        <w:rPr>
-          <w:rFonts w:ascii="Consolas;Courier New;monospace" w:hAnsi="Consolas;Courier New;monospace"/>
-          <w:b w:val="false"/>
-          <w:color w:val="A5D6FF"/>
-          <w:sz w:val="21"/>
-          <w:shd w:fill="121314" w:val="clear"/>
-        </w:rPr>
-        <w:t>í</w:t>
-      </w:r>
-      <w:r>
-        <w:rPr>
-          <w:rFonts w:ascii="Consolas;Courier New;monospace" w:hAnsi="Consolas;Courier New;monospace"/>
-          <w:b w:val="false"/>
-          <w:color w:val="A5D6FF"/>
-          <w:sz w:val="21"/>
-          <w:shd w:fill="121314" w:val="clear"/>
-        </w:rPr>
-        <w:t>sticas"</w:t>
+        <w:t>"2 - Ver Estatísticas"</w:t>
       </w:r>
       <w:r>
         <w:rPr>
@@ -9103,27 +8885,7 @@
           <w:sz w:val="21"/>
           <w:shd w:fill="121314" w:val="clear"/>
         </w:rPr>
-        <w:t>" Estat</w:t>
-      </w:r>
-      <w:r>
-        <w:rPr>
-          <w:rFonts w:ascii="Consolas;Courier New;monospace" w:hAnsi="Consolas;Courier New;monospace"/>
-          <w:b w:val="false"/>
-          <w:color w:val="A5D6FF"/>
-          <w:sz w:val="21"/>
-          <w:shd w:fill="121314" w:val="clear"/>
-        </w:rPr>
-        <w:t>í</w:t>
-      </w:r>
-      <w:r>
-        <w:rPr>
-          <w:rFonts w:ascii="Consolas;Courier New;monospace" w:hAnsi="Consolas;Courier New;monospace"/>
-          <w:b w:val="false"/>
-          <w:color w:val="A5D6FF"/>
-          <w:sz w:val="21"/>
-          <w:shd w:fill="121314" w:val="clear"/>
-        </w:rPr>
-        <w:t>sticas "</w:t>
+        <w:t>" Estatísticas "</w:t>
       </w:r>
       <w:r>
         <w:rPr>
@@ -10889,27 +10651,7 @@
           <w:sz w:val="21"/>
           <w:shd w:fill="121314" w:val="clear"/>
         </w:rPr>
-        <w:t>"N</w:t>
-      </w:r>
-      <w:r>
-        <w:rPr>
-          <w:rFonts w:ascii="Consolas;Courier New;monospace" w:hAnsi="Consolas;Courier New;monospace"/>
-          <w:b w:val="false"/>
-          <w:color w:val="A5D6FF"/>
-          <w:sz w:val="21"/>
-          <w:shd w:fill="121314" w:val="clear"/>
-        </w:rPr>
-        <w:t>ú</w:t>
-      </w:r>
-      <w:r>
-        <w:rPr>
-          <w:rFonts w:ascii="Consolas;Courier New;monospace" w:hAnsi="Consolas;Courier New;monospace"/>
-          <w:b w:val="false"/>
-          <w:color w:val="A5D6FF"/>
-          <w:sz w:val="21"/>
-          <w:shd w:fill="121314" w:val="clear"/>
-        </w:rPr>
-        <w:t xml:space="preserve">mero total de Pacientes Cadastrados: </w:t>
+        <w:t xml:space="preserve">"Número total de Pacientes Cadastrados: </w:t>
       </w:r>
       <w:r>
         <w:rPr>
@@ -11599,47 +11341,7 @@
           <w:sz w:val="21"/>
           <w:shd w:fill="121314" w:val="clear"/>
         </w:rPr>
-        <w:t>"N</w:t>
-      </w:r>
-      <w:r>
-        <w:rPr>
-          <w:rFonts w:ascii="Consolas;Courier New;monospace" w:hAnsi="Consolas;Courier New;monospace"/>
-          <w:b w:val="false"/>
-          <w:color w:val="A5D6FF"/>
-          <w:sz w:val="21"/>
-          <w:shd w:fill="121314" w:val="clear"/>
-        </w:rPr>
-        <w:t>ú</w:t>
-      </w:r>
-      <w:r>
-        <w:rPr>
-          <w:rFonts w:ascii="Consolas;Courier New;monospace" w:hAnsi="Consolas;Courier New;monospace"/>
-          <w:b w:val="false"/>
-          <w:color w:val="A5D6FF"/>
-          <w:sz w:val="21"/>
-          <w:shd w:fill="121314" w:val="clear"/>
-        </w:rPr>
-        <w:t>mero de cadastrados é 0, fa</w:t>
-      </w:r>
-      <w:r>
-        <w:rPr>
-          <w:rFonts w:ascii="Consolas;Courier New;monospace" w:hAnsi="Consolas;Courier New;monospace"/>
-          <w:b w:val="false"/>
-          <w:color w:val="A5D6FF"/>
-          <w:sz w:val="21"/>
-          <w:shd w:fill="121314" w:val="clear"/>
-        </w:rPr>
-        <w:t>ç</w:t>
-      </w:r>
-      <w:r>
-        <w:rPr>
-          <w:rFonts w:ascii="Consolas;Courier New;monospace" w:hAnsi="Consolas;Courier New;monospace"/>
-          <w:b w:val="false"/>
-          <w:color w:val="A5D6FF"/>
-          <w:sz w:val="21"/>
-          <w:shd w:fill="121314" w:val="clear"/>
-        </w:rPr>
-        <w:t>a um cadastro primeiro!"</w:t>
+        <w:t>"Número de cadastrados é 0, faça um cadastro primeiro!"</w:t>
       </w:r>
       <w:r>
         <w:rPr>
@@ -14228,6 +13930,573 @@
         <w:pStyle w:val="Pargrafo"/>
         <w:ind w:hanging="0"/>
         <w:jc w:val="left"/>
+        <w:rPr>
+          <w:rFonts w:eastAsia="Arial" w:cs="Arial"/>
+          <w:b/>
+          <w:bCs/>
+          <w:szCs w:val="24"/>
+        </w:rPr>
+      </w:pPr>
+      <w:r>
+        <w:rPr>
+          <w:rFonts w:eastAsia="Arial" w:cs="Arial"/>
+          <w:b/>
+          <w:bCs/>
+          <w:szCs w:val="24"/>
+        </w:rPr>
+      </w:r>
+    </w:p>
+    <w:p>
+      <w:pPr>
+        <w:pStyle w:val="Pargrafo"/>
+        <w:ind w:hanging="0"/>
+        <w:jc w:val="center"/>
+        <w:rPr>
+          <w:rFonts w:eastAsia="Arial" w:cs="Arial"/>
+          <w:b/>
+          <w:bCs/>
+          <w:szCs w:val="24"/>
+        </w:rPr>
+      </w:pPr>
+      <w:r>
+        <w:rPr>
+          <w:rFonts w:eastAsia="Arial" w:cs="Arial"/>
+          <w:b/>
+          <w:bCs/>
+          <w:szCs w:val="24"/>
+        </w:rPr>
+      </w:r>
+    </w:p>
+    <w:p>
+      <w:pPr>
+        <w:pStyle w:val="Pargrafo"/>
+        <w:ind w:hanging="0"/>
+        <w:jc w:val="center"/>
+        <w:rPr>
+          <w:rFonts w:eastAsia="Arial" w:cs="Arial"/>
+          <w:b/>
+          <w:bCs/>
+          <w:szCs w:val="24"/>
+        </w:rPr>
+      </w:pPr>
+      <w:r>
+        <w:rPr>
+          <w:rFonts w:eastAsia="Arial" w:cs="Arial"/>
+          <w:b/>
+          <w:bCs/>
+          <w:szCs w:val="24"/>
+        </w:rPr>
+      </w:r>
+    </w:p>
+    <w:p>
+      <w:pPr>
+        <w:pStyle w:val="Pargrafo"/>
+        <w:ind w:hanging="0"/>
+        <w:jc w:val="center"/>
+        <w:rPr>
+          <w:rFonts w:eastAsia="Arial" w:cs="Arial"/>
+          <w:b/>
+          <w:bCs/>
+          <w:szCs w:val="24"/>
+        </w:rPr>
+      </w:pPr>
+      <w:r>
+        <w:rPr>
+          <w:rFonts w:eastAsia="Arial" w:cs="Arial"/>
+          <w:b/>
+          <w:bCs/>
+          <w:szCs w:val="24"/>
+        </w:rPr>
+      </w:r>
+    </w:p>
+    <w:p>
+      <w:pPr>
+        <w:pStyle w:val="Pargrafo"/>
+        <w:ind w:hanging="0"/>
+        <w:jc w:val="center"/>
+        <w:rPr>
+          <w:rFonts w:eastAsia="Arial" w:cs="Arial"/>
+          <w:b/>
+          <w:bCs/>
+          <w:szCs w:val="24"/>
+        </w:rPr>
+      </w:pPr>
+      <w:r>
+        <w:rPr>
+          <w:rFonts w:eastAsia="Arial" w:cs="Arial"/>
+          <w:b/>
+          <w:bCs/>
+          <w:szCs w:val="24"/>
+        </w:rPr>
+      </w:r>
+    </w:p>
+    <w:p>
+      <w:pPr>
+        <w:pStyle w:val="Pargrafo"/>
+        <w:ind w:hanging="0"/>
+        <w:jc w:val="center"/>
+        <w:rPr>
+          <w:rFonts w:eastAsia="Arial" w:cs="Arial"/>
+          <w:b/>
+          <w:bCs/>
+          <w:szCs w:val="24"/>
+        </w:rPr>
+      </w:pPr>
+      <w:r>
+        <w:rPr>
+          <w:rFonts w:eastAsia="Arial" w:cs="Arial"/>
+          <w:b/>
+          <w:bCs/>
+          <w:szCs w:val="24"/>
+        </w:rPr>
+      </w:r>
+    </w:p>
+    <w:p>
+      <w:pPr>
+        <w:pStyle w:val="Pargrafo"/>
+        <w:ind w:hanging="0"/>
+        <w:jc w:val="center"/>
+        <w:rPr>
+          <w:rFonts w:eastAsia="Arial" w:cs="Arial"/>
+          <w:b/>
+          <w:bCs/>
+          <w:szCs w:val="24"/>
+        </w:rPr>
+      </w:pPr>
+      <w:r>
+        <w:rPr>
+          <w:rFonts w:eastAsia="Arial" w:cs="Arial"/>
+          <w:b/>
+          <w:bCs/>
+          <w:szCs w:val="24"/>
+        </w:rPr>
+      </w:r>
+    </w:p>
+    <w:p>
+      <w:pPr>
+        <w:pStyle w:val="Pargrafo"/>
+        <w:ind w:hanging="0"/>
+        <w:jc w:val="center"/>
+        <w:rPr>
+          <w:rFonts w:eastAsia="Arial" w:cs="Arial"/>
+          <w:b/>
+          <w:bCs/>
+          <w:szCs w:val="24"/>
+        </w:rPr>
+      </w:pPr>
+      <w:r>
+        <w:rPr>
+          <w:rFonts w:eastAsia="Arial" w:cs="Arial"/>
+          <w:b/>
+          <w:bCs/>
+          <w:szCs w:val="24"/>
+        </w:rPr>
+      </w:r>
+    </w:p>
+    <w:p>
+      <w:pPr>
+        <w:pStyle w:val="Pargrafo"/>
+        <w:ind w:hanging="0"/>
+        <w:jc w:val="center"/>
+        <w:rPr>
+          <w:rFonts w:eastAsia="Arial" w:cs="Arial"/>
+          <w:b/>
+          <w:bCs/>
+          <w:szCs w:val="24"/>
+        </w:rPr>
+      </w:pPr>
+      <w:r>
+        <w:rPr>
+          <w:rFonts w:eastAsia="Arial" w:cs="Arial"/>
+          <w:b/>
+          <w:bCs/>
+          <w:szCs w:val="24"/>
+        </w:rPr>
+      </w:r>
+    </w:p>
+    <w:p>
+      <w:pPr>
+        <w:pStyle w:val="Pargrafo"/>
+        <w:ind w:hanging="0"/>
+        <w:jc w:val="center"/>
+        <w:rPr>
+          <w:rFonts w:eastAsia="Arial" w:cs="Arial"/>
+          <w:b/>
+          <w:bCs/>
+          <w:szCs w:val="24"/>
+        </w:rPr>
+      </w:pPr>
+      <w:r>
+        <w:rPr>
+          <w:rFonts w:eastAsia="Arial" w:cs="Arial"/>
+          <w:b/>
+          <w:bCs/>
+          <w:szCs w:val="24"/>
+        </w:rPr>
+      </w:r>
+    </w:p>
+    <w:p>
+      <w:pPr>
+        <w:pStyle w:val="Pargrafo"/>
+        <w:ind w:hanging="0"/>
+        <w:jc w:val="center"/>
+        <w:rPr>
+          <w:rFonts w:eastAsia="Arial" w:cs="Arial"/>
+          <w:b/>
+          <w:bCs/>
+          <w:szCs w:val="24"/>
+        </w:rPr>
+      </w:pPr>
+      <w:r>
+        <w:rPr>
+          <w:rFonts w:eastAsia="Arial" w:cs="Arial"/>
+          <w:b/>
+          <w:bCs/>
+          <w:szCs w:val="24"/>
+        </w:rPr>
+      </w:r>
+    </w:p>
+    <w:p>
+      <w:pPr>
+        <w:pStyle w:val="Pargrafo"/>
+        <w:ind w:hanging="0"/>
+        <w:jc w:val="center"/>
+        <w:rPr>
+          <w:rFonts w:eastAsia="Arial" w:cs="Arial"/>
+          <w:b/>
+          <w:bCs/>
+          <w:szCs w:val="24"/>
+        </w:rPr>
+      </w:pPr>
+      <w:r>
+        <w:rPr>
+          <w:rFonts w:eastAsia="Arial" w:cs="Arial"/>
+          <w:b/>
+          <w:bCs/>
+          <w:szCs w:val="24"/>
+        </w:rPr>
+      </w:r>
+    </w:p>
+    <w:p>
+      <w:pPr>
+        <w:pStyle w:val="Pargrafo"/>
+        <w:ind w:hanging="0"/>
+        <w:jc w:val="center"/>
+        <w:rPr>
+          <w:rFonts w:eastAsia="Arial" w:cs="Arial"/>
+          <w:b/>
+          <w:bCs/>
+          <w:szCs w:val="24"/>
+        </w:rPr>
+      </w:pPr>
+      <w:r>
+        <w:rPr>
+          <w:rFonts w:eastAsia="Arial" w:cs="Arial"/>
+          <w:b/>
+          <w:bCs/>
+          <w:szCs w:val="24"/>
+        </w:rPr>
+      </w:r>
+    </w:p>
+    <w:p>
+      <w:pPr>
+        <w:pStyle w:val="Pargrafo"/>
+        <w:ind w:hanging="0"/>
+        <w:jc w:val="center"/>
+        <w:rPr>
+          <w:rFonts w:eastAsia="Arial" w:cs="Arial"/>
+          <w:b/>
+          <w:bCs/>
+          <w:szCs w:val="24"/>
+        </w:rPr>
+      </w:pPr>
+      <w:r>
+        <w:rPr>
+          <w:rFonts w:eastAsia="Arial" w:cs="Arial"/>
+          <w:b/>
+          <w:bCs/>
+          <w:szCs w:val="24"/>
+        </w:rPr>
+      </w:r>
+    </w:p>
+    <w:p>
+      <w:pPr>
+        <w:pStyle w:val="Pargrafo"/>
+        <w:ind w:hanging="0"/>
+        <w:jc w:val="center"/>
+        <w:rPr>
+          <w:rFonts w:eastAsia="Arial" w:cs="Arial"/>
+          <w:b/>
+          <w:bCs/>
+          <w:szCs w:val="24"/>
+        </w:rPr>
+      </w:pPr>
+      <w:r>
+        <w:rPr>
+          <w:rFonts w:eastAsia="Arial" w:cs="Arial"/>
+          <w:b/>
+          <w:bCs/>
+          <w:szCs w:val="24"/>
+        </w:rPr>
+      </w:r>
+    </w:p>
+    <w:p>
+      <w:pPr>
+        <w:pStyle w:val="Pargrafo"/>
+        <w:ind w:hanging="0"/>
+        <w:jc w:val="center"/>
+        <w:rPr>
+          <w:rFonts w:eastAsia="Arial" w:cs="Arial"/>
+          <w:b/>
+          <w:bCs/>
+          <w:szCs w:val="24"/>
+        </w:rPr>
+      </w:pPr>
+      <w:r>
+        <w:rPr>
+          <w:rFonts w:eastAsia="Arial" w:cs="Arial"/>
+          <w:b/>
+          <w:bCs/>
+          <w:szCs w:val="24"/>
+        </w:rPr>
+      </w:r>
+    </w:p>
+    <w:p>
+      <w:pPr>
+        <w:pStyle w:val="Pargrafo"/>
+        <w:ind w:hanging="0"/>
+        <w:jc w:val="center"/>
+        <w:rPr>
+          <w:rFonts w:eastAsia="Arial" w:cs="Arial"/>
+          <w:b/>
+          <w:bCs/>
+          <w:szCs w:val="24"/>
+        </w:rPr>
+      </w:pPr>
+      <w:r>
+        <w:rPr>
+          <w:rFonts w:eastAsia="Arial" w:cs="Arial"/>
+          <w:b/>
+          <w:bCs/>
+          <w:szCs w:val="24"/>
+        </w:rPr>
+      </w:r>
+    </w:p>
+    <w:p>
+      <w:pPr>
+        <w:pStyle w:val="Pargrafo"/>
+        <w:ind w:hanging="0"/>
+        <w:jc w:val="center"/>
+        <w:rPr>
+          <w:rFonts w:eastAsia="Arial" w:cs="Arial"/>
+          <w:b/>
+          <w:bCs/>
+          <w:szCs w:val="24"/>
+        </w:rPr>
+      </w:pPr>
+      <w:r>
+        <w:rPr>
+          <w:rFonts w:eastAsia="Arial" w:cs="Arial"/>
+          <w:b/>
+          <w:bCs/>
+          <w:szCs w:val="24"/>
+        </w:rPr>
+      </w:r>
+    </w:p>
+    <w:p>
+      <w:pPr>
+        <w:pStyle w:val="Pargrafo"/>
+        <w:ind w:hanging="0"/>
+        <w:jc w:val="center"/>
+        <w:rPr>
+          <w:rFonts w:eastAsia="Arial" w:cs="Arial"/>
+          <w:b/>
+          <w:bCs/>
+          <w:szCs w:val="24"/>
+        </w:rPr>
+      </w:pPr>
+      <w:r>
+        <w:rPr>
+          <w:rFonts w:eastAsia="Arial" w:cs="Arial"/>
+          <w:b/>
+          <w:bCs/>
+          <w:szCs w:val="24"/>
+        </w:rPr>
+      </w:r>
+    </w:p>
+    <w:p>
+      <w:pPr>
+        <w:pStyle w:val="Pargrafo"/>
+        <w:ind w:hanging="0"/>
+        <w:jc w:val="center"/>
+        <w:rPr>
+          <w:rFonts w:eastAsia="Arial" w:cs="Arial"/>
+          <w:b/>
+          <w:bCs/>
+          <w:szCs w:val="24"/>
+        </w:rPr>
+      </w:pPr>
+      <w:r>
+        <w:rPr>
+          <w:rFonts w:eastAsia="Arial" w:cs="Arial"/>
+          <w:b/>
+          <w:bCs/>
+          <w:szCs w:val="24"/>
+        </w:rPr>
+      </w:r>
+    </w:p>
+    <w:p>
+      <w:pPr>
+        <w:pStyle w:val="Pargrafo"/>
+        <w:ind w:hanging="0"/>
+        <w:jc w:val="center"/>
+        <w:rPr>
+          <w:rFonts w:eastAsia="Arial" w:cs="Arial"/>
+          <w:b/>
+          <w:bCs/>
+          <w:szCs w:val="24"/>
+        </w:rPr>
+      </w:pPr>
+      <w:r>
+        <w:rPr>
+          <w:rFonts w:eastAsia="Arial" w:cs="Arial"/>
+          <w:b/>
+          <w:bCs/>
+          <w:szCs w:val="24"/>
+        </w:rPr>
+      </w:r>
+    </w:p>
+    <w:p>
+      <w:pPr>
+        <w:pStyle w:val="Pargrafo"/>
+        <w:ind w:hanging="0"/>
+        <w:jc w:val="center"/>
+        <w:rPr>
+          <w:rFonts w:eastAsia="Arial" w:cs="Arial"/>
+          <w:b/>
+          <w:bCs/>
+          <w:szCs w:val="24"/>
+        </w:rPr>
+      </w:pPr>
+      <w:r>
+        <w:rPr>
+          <w:rFonts w:eastAsia="Arial" w:cs="Arial"/>
+          <w:b/>
+          <w:bCs/>
+          <w:szCs w:val="24"/>
+        </w:rPr>
+      </w:r>
+    </w:p>
+    <w:p>
+      <w:pPr>
+        <w:pStyle w:val="Pargrafo"/>
+        <w:ind w:hanging="0"/>
+        <w:jc w:val="center"/>
+        <w:rPr>
+          <w:rFonts w:eastAsia="Arial" w:cs="Arial"/>
+          <w:b/>
+          <w:bCs/>
+          <w:szCs w:val="24"/>
+        </w:rPr>
+      </w:pPr>
+      <w:r>
+        <w:rPr>
+          <w:rFonts w:eastAsia="Arial" w:cs="Arial"/>
+          <w:b/>
+          <w:bCs/>
+          <w:szCs w:val="24"/>
+        </w:rPr>
+      </w:r>
+    </w:p>
+    <w:p>
+      <w:pPr>
+        <w:pStyle w:val="Pargrafo"/>
+        <w:ind w:hanging="0"/>
+        <w:jc w:val="center"/>
+        <w:rPr>
+          <w:rFonts w:eastAsia="Arial" w:cs="Arial"/>
+          <w:b/>
+          <w:bCs/>
+          <w:szCs w:val="24"/>
+        </w:rPr>
+      </w:pPr>
+      <w:r>
+        <w:rPr>
+          <w:rFonts w:eastAsia="Arial" w:cs="Arial"/>
+          <w:b/>
+          <w:bCs/>
+          <w:szCs w:val="24"/>
+        </w:rPr>
+      </w:r>
+    </w:p>
+    <w:p>
+      <w:pPr>
+        <w:pStyle w:val="Pargrafo"/>
+        <w:ind w:hanging="0"/>
+        <w:jc w:val="center"/>
+        <w:rPr>
+          <w:rFonts w:eastAsia="Arial" w:cs="Arial"/>
+          <w:b/>
+          <w:bCs/>
+          <w:szCs w:val="24"/>
+        </w:rPr>
+      </w:pPr>
+      <w:r>
+        <w:rPr>
+          <w:rFonts w:eastAsia="Arial" w:cs="Arial"/>
+          <w:b/>
+          <w:bCs/>
+          <w:szCs w:val="24"/>
+        </w:rPr>
+      </w:r>
+    </w:p>
+    <w:p>
+      <w:pPr>
+        <w:pStyle w:val="Pargrafo"/>
+        <w:ind w:hanging="0"/>
+        <w:jc w:val="center"/>
+        <w:rPr>
+          <w:rFonts w:eastAsia="Arial" w:cs="Arial"/>
+          <w:b/>
+          <w:bCs/>
+          <w:szCs w:val="24"/>
+        </w:rPr>
+      </w:pPr>
+      <w:r>
+        <w:rPr>
+          <w:rFonts w:eastAsia="Arial" w:cs="Arial"/>
+          <w:b/>
+          <w:bCs/>
+          <w:szCs w:val="24"/>
+        </w:rPr>
+      </w:r>
+    </w:p>
+    <w:p>
+      <w:pPr>
+        <w:pStyle w:val="Pargrafo"/>
+        <w:ind w:hanging="0"/>
+        <w:jc w:val="center"/>
+        <w:rPr>
+          <w:rFonts w:eastAsia="Arial" w:cs="Arial"/>
+          <w:b/>
+          <w:bCs/>
+          <w:szCs w:val="24"/>
+        </w:rPr>
+      </w:pPr>
+      <w:r>
+        <w:rPr>
+          <w:rFonts w:eastAsia="Arial" w:cs="Arial"/>
+          <w:b/>
+          <w:bCs/>
+          <w:szCs w:val="24"/>
+        </w:rPr>
+      </w:r>
+    </w:p>
+    <w:p>
+      <w:pPr>
+        <w:pStyle w:val="Pargrafo"/>
+        <w:ind w:hanging="0"/>
+        <w:jc w:val="center"/>
         <w:rPr>
           <w:rFonts w:eastAsia="Arial" w:cs="Arial"/>
           <w:b/>
@@ -14649,7 +14918,7 @@
       <mc:AlternateContent>
         <mc:Choice Requires="wps">
           <w:drawing>
-            <wp:anchor distT="0" distB="0" distL="0" distR="0" simplePos="0" relativeHeight="68" behindDoc="1" locked="0" layoutInCell="0" allowOverlap="1">
+            <wp:anchor distT="0" distB="0" distL="0" distR="0" simplePos="0" relativeHeight="76" behindDoc="1" locked="0" layoutInCell="0" allowOverlap="1">
               <wp:simplePos x="0" y="0"/>
               <wp:positionH relativeFrom="page">
                 <wp:align>left</wp:align>
@@ -14688,7 +14957,7 @@
                       <w:txbxContent>
                         <w:p>
                           <w:pPr>
-                            <w:pStyle w:val="Contedodoquadrouser"/>
+                            <w:pStyle w:val="Contedodoquadro"/>
                             <w:rPr>
                               <w:rFonts w:ascii="Calibri" w:hAnsi="Calibri" w:eastAsia="Calibri" w:cs="Calibri"/>
                               <w:color w:val="000000"/>
@@ -14724,7 +14993,7 @@
                 <w:txbxContent>
                   <w:p>
                     <w:pPr>
-                      <w:pStyle w:val="Contedodoquadrouser"/>
+                      <w:pStyle w:val="Contedodoquadro"/>
                       <w:rPr>
                         <w:rFonts w:ascii="Calibri" w:hAnsi="Calibri" w:eastAsia="Calibri" w:cs="Calibri"/>
                         <w:color w:val="000000"/>
@@ -14764,7 +15033,7 @@
       <mc:AlternateContent>
         <mc:Choice Requires="wps">
           <w:drawing>
-            <wp:anchor distT="0" distB="0" distL="0" distR="0" simplePos="0" relativeHeight="64" behindDoc="1" locked="0" layoutInCell="0" allowOverlap="1">
+            <wp:anchor distT="0" distB="0" distL="0" distR="0" simplePos="0" relativeHeight="72" behindDoc="1" locked="0" layoutInCell="0" allowOverlap="1">
               <wp:simplePos x="0" y="0"/>
               <wp:positionH relativeFrom="page">
                 <wp:align>left</wp:align>
@@ -14803,7 +15072,7 @@
                       <w:txbxContent>
                         <w:p>
                           <w:pPr>
-                            <w:pStyle w:val="Contedodoquadrouser"/>
+                            <w:pStyle w:val="Contedodoquadro"/>
                             <w:rPr>
                               <w:rFonts w:ascii="Calibri" w:hAnsi="Calibri" w:eastAsia="Calibri" w:cs="Calibri"/>
                               <w:color w:val="000000"/>
@@ -14838,7 +15107,7 @@
                 <w:txbxContent>
                   <w:p>
                     <w:pPr>
-                      <w:pStyle w:val="Contedodoquadrouser"/>
+                      <w:pStyle w:val="Contedodoquadro"/>
                       <w:rPr>
                         <w:rFonts w:ascii="Calibri" w:hAnsi="Calibri" w:eastAsia="Calibri" w:cs="Calibri"/>
                         <w:color w:val="000000"/>
@@ -14877,7 +15146,7 @@
       <mc:AlternateContent>
         <mc:Choice Requires="wps">
           <w:drawing>
-            <wp:anchor distT="0" distB="0" distL="0" distR="0" simplePos="0" relativeHeight="64" behindDoc="1" locked="0" layoutInCell="0" allowOverlap="1">
+            <wp:anchor distT="0" distB="0" distL="0" distR="0" simplePos="0" relativeHeight="72" behindDoc="1" locked="0" layoutInCell="0" allowOverlap="1">
               <wp:simplePos x="0" y="0"/>
               <wp:positionH relativeFrom="page">
                 <wp:align>left</wp:align>
@@ -14916,7 +15185,7 @@
                       <w:txbxContent>
                         <w:p>
                           <w:pPr>
-                            <w:pStyle w:val="Contedodoquadrouser"/>
+                            <w:pStyle w:val="Contedodoquadro"/>
                             <w:rPr>
                               <w:rFonts w:ascii="Calibri" w:hAnsi="Calibri" w:eastAsia="Calibri" w:cs="Calibri"/>
                               <w:color w:val="000000"/>
@@ -14951,7 +15220,7 @@
                 <w:txbxContent>
                   <w:p>
                     <w:pPr>
-                      <w:pStyle w:val="Contedodoquadrouser"/>
+                      <w:pStyle w:val="Contedodoquadro"/>
                       <w:rPr>
                         <w:rFonts w:ascii="Calibri" w:hAnsi="Calibri" w:eastAsia="Calibri" w:cs="Calibri"/>
                         <w:color w:val="000000"/>
@@ -15019,7 +15288,7 @@
       <mc:AlternateContent>
         <mc:Choice Requires="wps">
           <w:drawing>
-            <wp:anchor distT="0" distB="0" distL="0" distR="0" simplePos="0" relativeHeight="32" behindDoc="1" locked="0" layoutInCell="0" allowOverlap="1">
+            <wp:anchor distT="0" distB="0" distL="0" distR="0" simplePos="0" relativeHeight="38" behindDoc="1" locked="0" layoutInCell="0" allowOverlap="1">
               <wp:simplePos x="0" y="0"/>
               <wp:positionH relativeFrom="margin">
                 <wp:align>right</wp:align>
@@ -15132,7 +15401,7 @@
       <mc:AlternateContent>
         <mc:Choice Requires="wps">
           <w:drawing>
-            <wp:anchor distT="0" distB="0" distL="0" distR="0" simplePos="0" relativeHeight="32" behindDoc="1" locked="0" layoutInCell="0" allowOverlap="1">
+            <wp:anchor distT="0" distB="0" distL="0" distR="0" simplePos="0" relativeHeight="38" behindDoc="1" locked="0" layoutInCell="0" allowOverlap="1">
               <wp:simplePos x="0" y="0"/>
               <wp:positionH relativeFrom="margin">
                 <wp:align>right</wp:align>
@@ -15737,6 +16006,102 @@
         <w:ind w:left="2061" w:hanging="360"/>
       </w:pPr>
       <w:rPr/>
+    </w:lvl>
+    <w:lvl w:ilvl="1">
+      <w:start w:val="1"/>
+      <w:numFmt w:val="decimal"/>
+      <w:lvlText w:val="%2."/>
+      <w:lvlJc w:val="left"/>
+      <w:pPr>
+        <w:tabs>
+          <w:tab w:val="num" w:pos="1080"/>
+        </w:tabs>
+        <w:ind w:left="1080" w:hanging="360"/>
+      </w:pPr>
+    </w:lvl>
+    <w:lvl w:ilvl="2">
+      <w:start w:val="1"/>
+      <w:numFmt w:val="decimal"/>
+      <w:lvlText w:val="%3."/>
+      <w:lvlJc w:val="left"/>
+      <w:pPr>
+        <w:tabs>
+          <w:tab w:val="num" w:pos="1440"/>
+        </w:tabs>
+        <w:ind w:left="1440" w:hanging="360"/>
+      </w:pPr>
+    </w:lvl>
+    <w:lvl w:ilvl="3">
+      <w:start w:val="1"/>
+      <w:numFmt w:val="decimal"/>
+      <w:lvlText w:val="%4."/>
+      <w:lvlJc w:val="left"/>
+      <w:pPr>
+        <w:tabs>
+          <w:tab w:val="num" w:pos="1800"/>
+        </w:tabs>
+        <w:ind w:left="1800" w:hanging="360"/>
+      </w:pPr>
+    </w:lvl>
+    <w:lvl w:ilvl="4">
+      <w:start w:val="1"/>
+      <w:numFmt w:val="decimal"/>
+      <w:lvlText w:val="%5."/>
+      <w:lvlJc w:val="left"/>
+      <w:pPr>
+        <w:tabs>
+          <w:tab w:val="num" w:pos="2160"/>
+        </w:tabs>
+        <w:ind w:left="2160" w:hanging="360"/>
+      </w:pPr>
+    </w:lvl>
+    <w:lvl w:ilvl="5">
+      <w:start w:val="1"/>
+      <w:numFmt w:val="decimal"/>
+      <w:lvlText w:val="%6."/>
+      <w:lvlJc w:val="left"/>
+      <w:pPr>
+        <w:tabs>
+          <w:tab w:val="num" w:pos="2520"/>
+        </w:tabs>
+        <w:ind w:left="2520" w:hanging="360"/>
+      </w:pPr>
+    </w:lvl>
+    <w:lvl w:ilvl="6">
+      <w:start w:val="1"/>
+      <w:numFmt w:val="decimal"/>
+      <w:lvlText w:val="%7."/>
+      <w:lvlJc w:val="left"/>
+      <w:pPr>
+        <w:tabs>
+          <w:tab w:val="num" w:pos="2880"/>
+        </w:tabs>
+        <w:ind w:left="2880" w:hanging="360"/>
+      </w:pPr>
+    </w:lvl>
+    <w:lvl w:ilvl="7">
+      <w:start w:val="1"/>
+      <w:numFmt w:val="decimal"/>
+      <w:lvlText w:val="%8."/>
+      <w:lvlJc w:val="left"/>
+      <w:pPr>
+        <w:tabs>
+          <w:tab w:val="num" w:pos="3240"/>
+        </w:tabs>
+        <w:ind w:left="3240" w:hanging="360"/>
+      </w:pPr>
+    </w:lvl>
+    <w:lvl w:ilvl="8">
+      <w:start w:val="1"/>
+      <w:numFmt w:val="decimal"/>
+      <w:lvlText w:val="%9."/>
+      <w:lvlJc w:val="left"/>
+      <w:pPr>
+        <w:tabs>
+          <w:tab w:val="num" w:pos="3600"/>
+        </w:tabs>
+        <w:ind w:left="3600" w:hanging="360"/>
+      </w:pPr>
     </w:lvl>
   </w:abstractNum>
   <w:abstractNum w:abstractNumId="6">
@@ -16176,16 +16541,16 @@
     <w:unhideWhenUsed/>
     <w:rPr/>
   </w:style>
-  <w:style w:type="character" w:styleId="Caracteresdenotaderodapuser">
-    <w:name w:val="Caracteres de nota de rodapé (user)"/>
+  <w:style w:type="character" w:styleId="Caracteresdenotaderodap">
+    <w:name w:val="Caracteres de nota de rodapé"/>
     <w:semiHidden/>
     <w:rsid w:val="00737905"/>
     <w:rPr>
       <w:vertAlign w:val="superscript"/>
     </w:rPr>
   </w:style>
-  <w:style w:type="character" w:styleId="Caracteresdenotaderodap">
-    <w:name w:val="Caracteres de nota de rodapé"/>
+  <w:style w:type="character" w:styleId="Caracteresdenotaderodapuser">
+    <w:name w:val="Caracteres de nota de rodapé (user)"/>
     <w:rPr>
       <w:vertAlign w:val="superscript"/>
     </w:rPr>
@@ -16263,16 +16628,16 @@
       <w:szCs w:val="16"/>
     </w:rPr>
   </w:style>
+  <w:style w:type="character" w:styleId="Smbolosdenumerao">
+    <w:name w:val="Símbolos de numeração"/>
+    <w:rPr/>
+  </w:style>
   <w:style w:type="character" w:styleId="Smbolosdenumeraouser">
     <w:name w:val="Símbolos de numeração (user)"/>
     <w:rPr/>
   </w:style>
-  <w:style w:type="character" w:styleId="Smbolosdenumerao">
-    <w:name w:val="Símbolos de numeração"/>
-    <w:rPr/>
-  </w:style>
-  <w:style w:type="character" w:styleId="Marcadores">
-    <w:name w:val="Marcadores"/>
+  <w:style w:type="character" w:styleId="Marcadoresuser">
+    <w:name w:val="Marcadores (user)"/>
     <w:rPr>
       <w:rFonts w:ascii="OpenSymbol" w:hAnsi="OpenSymbol" w:eastAsia="OpenSymbol" w:cs="OpenSymbol"/>
     </w:rPr>
@@ -16536,14 +16901,14 @@
       <w:szCs w:val="22"/>
     </w:rPr>
   </w:style>
-  <w:style w:type="paragraph" w:styleId="Cabealhoerodapuser">
-    <w:name w:val="Cabeçalho e rodapé (user)"/>
+  <w:style w:type="paragraph" w:styleId="Cabealhoerodap">
+    <w:name w:val="Cabeçalho e rodapé"/>
     <w:basedOn w:val="Normal"/>
     <w:pPr/>
     <w:rPr/>
   </w:style>
-  <w:style w:type="paragraph" w:styleId="Cabealhoerodap">
-    <w:name w:val="Cabeçalho e rodapé"/>
+  <w:style w:type="paragraph" w:styleId="Cabealhoerodapuser">
+    <w:name w:val="Cabeçalho e rodapé (user)"/>
     <w:basedOn w:val="Normal"/>
     <w:pPr/>
     <w:rPr/>
@@ -16955,20 +17320,20 @@
     </w:pPr>
     <w:rPr/>
   </w:style>
+  <w:style w:type="paragraph" w:styleId="Contedodoquadro">
+    <w:name w:val="Conteúdo do quadro"/>
+    <w:basedOn w:val="Normal"/>
+    <w:pPr/>
+    <w:rPr/>
+  </w:style>
   <w:style w:type="paragraph" w:styleId="Contedodoquadrouser">
     <w:name w:val="Conteúdo do quadro (user)"/>
     <w:basedOn w:val="Normal"/>
     <w:pPr/>
     <w:rPr/>
   </w:style>
-  <w:style w:type="paragraph" w:styleId="Contedodoquadro">
-    <w:name w:val="Conteúdo do quadro"/>
-    <w:basedOn w:val="Normal"/>
-    <w:pPr/>
-    <w:rPr/>
-  </w:style>
-  <w:style w:type="numbering" w:styleId="Semlistauser" w:default="1">
-    <w:name w:val="Sem lista (user)"/>
+  <w:style w:type="numbering" w:styleId="Semlista" w:default="1">
+    <w:name w:val="Sem lista"/>
     <w:uiPriority w:val="99"/>
     <w:semiHidden/>
     <w:unhideWhenUsed/>
